--- a/docs/CHIP_cardiovascular_review_BloodAdvances_2026.docx
+++ b/docs/CHIP_cardiovascular_review_BloodAdvances_2026.docx
@@ -2191,7 +2191,7 @@
           <w:sz w:val="20"/>
           <w:szCs w:val="20"/>
         </w:rPr>
-        <w:t xml:space="preserve">Busque L, Patel JP, Figueroa ME, et al. Recurrent somatic TET2 mutations in normal elderly individuals with clonal hematopoiesis. Nat Genet. 2012;44(11):1179–1181.</w:t>
+        <w:t xml:space="preserve">Busque L, Patel JP, Figueroa ME, et al. Recurrent somatic TET2 mutations in normal elderly individuals with clonal hematopoiesis. Nat Genet. 2012;44(11):1179-1181.</w:t>
       </w:r>
     </w:p>
     <w:p>
@@ -2789,7 +2789,7 @@
           <w:sz w:val="20"/>
           <w:szCs w:val="20"/>
         </w:rPr>
-        <w:t xml:space="preserve">Zeidan AM, Platzbecker U, Santini V, et al. How I manage patients with unexplained cytopenia. Blood. 2025;145(15):1610–1622.</w:t>
+        <w:t xml:space="preserve">Malcovati L, Cazzola M. How I manage patients with unexplained cytopenia. Blood. 2025;145(15):1610-1620.</w:t>
       </w:r>
     </w:p>
     <w:p>
